--- a/en/wisdom-stories/everything-is-in-our-own-hands.docx
+++ b/en/wisdom-stories/everything-is-in-our-own-hands.docx
@@ -4,204 +4,111 @@
   <w:body>
     <w:p>
       <w:pPr>
-        <w:spacing w:before="0" w:after="60"/>
-        <w:jc w:val="left"/>
+        <w:pStyle w:val="Title"/>
       </w:pPr>
       <w:r>
-        <w:rPr>
-          <w:rFonts w:ascii="Arial" w:hAnsi="Arial" w:eastAsia="Arial"/>
-          <w:i w:val="0"/>
-          <w:color w:val="000000"/>
-          <w:sz w:val="52"/>
-        </w:rPr>
-        <w:t>Everything is in our own hands</w:t>
+        <w:t>It Is in Our Hands</w:t>
       </w:r>
     </w:p>
     <w:p>
       <w:pPr>
-        <w:jc w:val="left"/>
+        <w:spacing w:after="80"/>
       </w:pPr>
       <w:r>
-        <w:rPr>
-          <w:rFonts w:ascii="Arial" w:hAnsi="Arial" w:eastAsia="Arial"/>
-          <w:i w:val="0"/>
-          <w:color w:val="000000"/>
-          <w:sz w:val="22"/>
-        </w:rPr>
         <w:t>(From Indian folklore)</w:t>
       </w:r>
     </w:p>
     <w:p>
-      <w:pPr>
-        <w:jc w:val="left"/>
-      </w:pPr>
+      <w:pPr/>
       <w:r>
-        <w:rPr>
-          <w:rFonts w:ascii="Arial" w:hAnsi="Arial" w:eastAsia="Arial"/>
-          <w:i w:val="0"/>
-          <w:color w:val="000000"/>
-          <w:sz w:val="22"/>
-        </w:rPr>
-        <w:t>A young boy gets the idea of ​​“playing a game” with an old monk. He catches a bird. He takes the bird in his hand and hides it behind his back, and asks the monk:</w:t>
+        <w:t>A boy decided to trick an old monk. He caught a bird, concealed it in his hands behind his back, and asked:</w:t>
       </w:r>
     </w:p>
     <w:p>
       <w:pPr>
-        <w:jc w:val="left"/>
+        <w:spacing w:after="80"/>
       </w:pPr>
       <w:r>
-        <w:rPr>
-          <w:rFonts w:ascii="Arial" w:hAnsi="Arial" w:eastAsia="Arial"/>
-          <w:i w:val="0"/>
-          <w:color w:val="000000"/>
-          <w:sz w:val="22"/>
-        </w:rPr>
-        <w:t>— O wise old man, tell me, is the bird in my hand alive or dead?</w:t>
+        <w:t>“Wise old man, is the bird I’m holding alive or dead?”</w:t>
+      </w:r>
+    </w:p>
+    <w:p>
+      <w:pPr/>
+      <w:r>
+        <w:t>“If he says it’s alive,” the boy thought, “I’ll squeeze it to death. If he says it’s dead, I’ll open my hands and let it fly away. Either way, I’ll prove him wrong.”</w:t>
       </w:r>
     </w:p>
     <w:p>
       <w:pPr>
-        <w:jc w:val="left"/>
+        <w:spacing w:after="80"/>
       </w:pPr>
       <w:r>
-        <w:rPr>
-          <w:rFonts w:ascii="Arial" w:hAnsi="Arial" w:eastAsia="Arial"/>
-          <w:i w:val="0"/>
-          <w:color w:val="000000"/>
-          <w:sz w:val="22"/>
-        </w:rPr>
-        <w:t>But he thinks to himself: if the old man says “it is alive”, I will strangle the bird and kill it; if not, “it is dead”, I will open my hand and let the bird fly away, and thus scare it away.</w:t>
+        <w:t>The monk thought for a moment, then answered:</w:t>
       </w:r>
     </w:p>
     <w:p>
       <w:pPr>
-        <w:jc w:val="left"/>
+        <w:spacing w:after="80"/>
       </w:pPr>
       <w:r>
-        <w:rPr>
-          <w:rFonts w:ascii="Arial" w:hAnsi="Arial" w:eastAsia="Arial"/>
-          <w:i w:val="0"/>
-          <w:color w:val="000000"/>
-          <w:sz w:val="22"/>
-        </w:rPr>
-        <w:t>The wise old man thinks for a while and says:</w:t>
+        <w:t>“My son, the answer is in your hands.”</w:t>
       </w:r>
     </w:p>
     <w:p>
       <w:pPr>
-        <w:jc w:val="left"/>
+        <w:spacing w:after="80"/>
       </w:pPr>
       <w:r>
-        <w:rPr>
-          <w:rFonts w:ascii="Arial" w:hAnsi="Arial" w:eastAsia="Arial"/>
-          <w:i w:val="0"/>
-          <w:color w:val="000000"/>
-          <w:sz w:val="22"/>
-        </w:rPr>
-        <w:t>— My dear son, the answer to your question is in your own hands.</w:t>
+        <w:t>The boy stood still and lowered his head.</w:t>
       </w:r>
     </w:p>
     <w:p>
       <w:pPr>
-        <w:jc w:val="left"/>
+        <w:spacing w:after="80"/>
       </w:pPr>
       <w:r>
-        <w:rPr>
-          <w:rFonts w:ascii="Arial" w:hAnsi="Arial" w:eastAsia="Arial"/>
-          <w:i w:val="0"/>
-          <w:color w:val="000000"/>
-          <w:sz w:val="22"/>
-        </w:rPr>
-        <w:t>The boy stops and lowers his head.</w:t>
+        <w:t>The monk continued:</w:t>
       </w:r>
     </w:p>
     <w:p>
       <w:pPr>
-        <w:jc w:val="left"/>
+        <w:keepNext/>
       </w:pPr>
       <w:r>
-        <w:rPr>
-          <w:rFonts w:ascii="Arial" w:hAnsi="Arial" w:eastAsia="Arial"/>
-          <w:i w:val="0"/>
-          <w:color w:val="000000"/>
-          <w:sz w:val="22"/>
-        </w:rPr>
-        <w:t>The old man continues:</w:t>
+        <w:t>“War and peace, punishment and forgiveness, good and evil—all lie in our hands. Our intentions, not merely our cleverness, determine the course of our lives. Every person is capable of both good and evil. There is always a choice, and that choice is ours.”</w:t>
       </w:r>
     </w:p>
     <w:p>
       <w:pPr>
-        <w:jc w:val="left"/>
+        <w:keepNext/>
+        <w:keepLines/>
+        <w:spacing w:before="160"/>
       </w:pPr>
       <w:r>
         <w:rPr>
-          <w:rFonts w:ascii="Arial" w:hAnsi="Arial" w:eastAsia="Arial"/>
-          <w:i w:val="0"/>
-          <w:color w:val="000000"/>
-          <w:sz w:val="22"/>
+          <w:b/>
         </w:rPr>
-        <w:t>— War and peace, punishment and pardon, good and evil - all this is in your own hands. The path of a person’s life is determined not by his mind, but by his intentions. Remember that every person is capable of doing both good and evil. But there is always a choice, and this choice is in our own hands.</w:t>
+        <w:t>Moral:</w:t>
+      </w:r>
+      <w:r>
+        <w:t xml:space="preserve"> Good and evil begin with choices. What shapes our lives is not simply how clever we are, but what we choose to do.</w:t>
       </w:r>
     </w:p>
     <w:p>
       <w:pPr>
-        <w:pStyle w:val="Moral"/>
-        <w:keepNext/>
-        <w:keepLines/>
-        <w:widowControl/>
-        <w:spacing w:before="240" w:after="180" w:line="283" w:lineRule="auto"/>
-        <w:ind w:left="240" w:right="240"/>
-        <w:jc w:val="left"/>
-        <w:pBdr>
-          <w:top w:val="single" w:sz="8" w:space="7" w:color="E8D59A"/>
-          <w:left w:val="single" w:sz="32" w:space="11" w:color="C6A23A"/>
-          <w:bottom w:val="single" w:sz="8" w:space="7" w:color="E8D59A"/>
-          <w:right w:val="single" w:sz="8" w:space="11" w:color="E8D59A"/>
-        </w:pBdr>
-        <w:shd w:val="clear" w:color="auto" w:fill="FFF8E1"/>
+        <w:spacing w:after="80"/>
       </w:pPr>
       <w:r>
         <w:rPr>
-          <w:rFonts w:ascii="Arial" w:hAnsi="Arial" w:eastAsia="Arial" w:cs="Arial"/>
-          <w:b/>
-          <w:i w:val="0"/>
-          <w:color w:val="9A7417"/>
-          <w:sz w:val="22"/>
+          <w:i/>
+          <w:sz w:val="18"/>
         </w:rPr>
-        <w:t xml:space="preserve">Moral: </w:t>
-      </w:r>
-      <w:r>
-        <w:rPr>
-          <w:rFonts w:ascii="Arial" w:hAnsi="Arial" w:eastAsia="Arial" w:cs="Arial"/>
-          <w:b w:val="0"/>
-          <w:i w:val="0"/>
-          <w:color w:val="3F3826"/>
-          <w:sz w:val="22"/>
-        </w:rPr>
-        <w:t>Both good and evil are human choices. Our destiny is determined not by our minds, but by our intentions.</w:t>
-      </w:r>
-    </w:p>
-    <w:p>
-      <w:pPr>
-        <w:keepLines/>
-        <w:widowControl/>
-        <w:spacing w:before="60" w:after="0" w:line="240" w:lineRule="auto"/>
-        <w:jc w:val="right"/>
-      </w:pPr>
-      <w:r>
-        <w:rPr>
-          <w:rFonts w:ascii="Arial" w:hAnsi="Arial" w:eastAsia="Arial" w:cs="Arial"/>
-          <w:b w:val="0"/>
-          <w:i/>
-          <w:color w:val="8A7950"/>
-          <w:sz w:val="17"/>
-        </w:rPr>
-        <w:t>The story was obtained from open Internet sources.</w:t>
+        <w:t>Source: Publicly available internet sources.</w:t>
       </w:r>
     </w:p>
     <w:sectPr>
       <w:pgSz w:w="12240" w:h="15840"/>
-      <w:pgMar w:top="1440" w:right="1440" w:bottom="1440" w:left="1440" w:header="708" w:footer="708" w:gutter="0"/>
+      <w:pgMar w:top="1080" w:right="1224" w:bottom="1080" w:left="1224" w:header="720" w:footer="720" w:gutter="0"/>
       <w:cols w:space="720"/>
       <w:docGrid w:linePitch="360"/>
     </w:sectPr>
@@ -573,12 +480,14 @@
     <w:qFormat/>
     <w:rsid w:val="00FC693F"/>
     <w:pPr>
-      <w:spacing w:before="0" w:after="160" w:line="276" w:lineRule="auto"/>
+      <w:widowControl/>
+      <w:spacing w:after="120" w:line="259" w:lineRule="auto"/>
     </w:pPr>
     <w:rPr>
-      <w:rFonts w:ascii="Arial" w:hAnsi="Arial" w:eastAsia="Arial"/>
+      <w:rFonts w:ascii="Arial" w:hAnsi="Arial"/>
       <w:color w:val="000000"/>
       <w:sz w:val="22"/>
+      <w:lang w:val="en-US"/>
     </w:rPr>
   </w:style>
   <w:style w:type="paragraph" w:styleId="Header">
@@ -922,18 +831,17 @@
     <w:qFormat/>
     <w:rsid w:val="00FC693F"/>
     <w:pPr>
-      <w:pBdr>
-        <w:bottom w:val="single" w:sz="8" w:space="4" w:color="4F81BD" w:themeColor="accent1"/>
-      </w:pBdr>
-      <w:spacing w:after="300" w:line="240" w:lineRule="auto"/>
+      <w:keepNext/>
+      <w:spacing w:after="280" w:line="240" w:lineRule="auto"/>
       <w:contextualSpacing/>
     </w:pPr>
     <w:rPr>
-      <w:rFonts w:asciiTheme="majorHAnsi" w:eastAsiaTheme="majorEastAsia" w:hAnsiTheme="majorHAnsi" w:cstheme="majorBidi"/>
-      <w:color w:val="17365D" w:themeColor="text2" w:themeShade="BF"/>
+      <w:rFonts w:asciiTheme="majorHAnsi" w:eastAsiaTheme="majorEastAsia" w:hAnsiTheme="majorHAnsi" w:cstheme="majorBidi" w:ascii="Arial" w:hAnsi="Arial"/>
+      <w:b/>
+      <w:color w:val="000000"/>
       <w:spacing w:val="5"/>
       <w:kern w:val="28"/>
-      <w:sz w:val="52"/>
+      <w:sz w:val="34"/>
       <w:szCs w:val="52"/>
     </w:rPr>
   </w:style>
@@ -1409,9 +1317,6 @@
     <w:qFormat/>
     <w:rsid w:val="00FC693F"/>
     <w:pPr>
-      <w:pBdr>
-        <w:bottom w:val="single" w:sz="4" w:space="4" w:color="4F81BD" w:themeColor="accent1"/>
-      </w:pBdr>
       <w:spacing w:before="200" w:after="280"/>
       <w:ind w:left="936" w:right="936"/>
     </w:pPr>
@@ -12262,18 +12167,6 @@
         <w:shd w:val="clear" w:color="auto" w:fill="FBCAA2" w:themeFill="accent6" w:themeFillTint="7F"/>
       </w:tcPr>
     </w:tblStylePr>
-  </w:style>
-  <w:style w:type="paragraph" w:customStyle="1" w:styleId="Moral">
-    <w:name w:val="Moral"/>
-    <w:basedOn w:val="Normal"/>
-    <w:pPr>
-      <w:spacing w:before="160" w:after="0" w:line="276" w:lineRule="auto"/>
-    </w:pPr>
-    <w:rPr>
-      <w:rFonts w:ascii="Arial" w:hAnsi="Arial" w:eastAsia="Arial"/>
-      <w:i/>
-      <w:sz w:val="22"/>
-    </w:rPr>
   </w:style>
 </w:styles>
 </file>

--- a/en/wisdom-stories/everything-is-in-our-own-hands.docx
+++ b/en/wisdom-stories/everything-is-in-our-own-hands.docx
@@ -7,7 +7,7 @@
         <w:pStyle w:val="Title"/>
       </w:pPr>
       <w:r>
-        <w:t>It Is in Our Hands</w:t>
+        <w:t>Everything Is in Our Own Hands</w:t>
       </w:r>
     </w:p>
     <w:p>
@@ -21,7 +21,7 @@
     <w:p>
       <w:pPr/>
       <w:r>
-        <w:t>A boy decided to trick an old monk. He caught a bird, concealed it in his hands behind his back, and asked:</w:t>
+        <w:t>A boy decided to confuse an old monk. He caught a bird, concealed it in his hands behind his back, and asked:</w:t>
       </w:r>
     </w:p>
     <w:p>
@@ -35,7 +35,7 @@
     <w:p>
       <w:pPr/>
       <w:r>
-        <w:t>“If he says it’s alive,” the boy thought, “I’ll squeeze it to death. If he says it’s dead, I’ll open my hands and let it fly away. Either way, I’ll prove him wrong.”</w:t>
+        <w:t>“If he says it’s alive,” the boy thought, “I’ll squeeze it to death. If he says it’s dead, I’ll open my hands and let it fly away. Either way, I’ll embarrass him.”</w:t>
       </w:r>
     </w:p>
     <w:p>
@@ -75,7 +75,7 @@
         <w:keepNext/>
       </w:pPr>
       <w:r>
-        <w:t>“War and peace, punishment and forgiveness, good and evil—all lie in our hands. Our intentions, not merely our cleverness, determine the course of our lives. Every person is capable of both good and evil. There is always a choice, and that choice is ours.”</w:t>
+        <w:t>“War and peace, punishment and forgiveness, good and evil—all lie in your hands. A person's path in life is determined not by his intellect, but by his intentions. Every person is capable of both good and evil. There is always a choice, and that choice is ours.”</w:t>
       </w:r>
     </w:p>
     <w:p>
@@ -88,11 +88,9 @@
         <w:rPr>
           <w:b/>
         </w:rPr>
-        <w:t>Moral:</w:t>
+        <w:t>Moral: Good and evil are a person’s own choice. Our fate is determined not by our intellect, but by our intentions.</w:t>
       </w:r>
-      <w:r>
-        <w:t xml:space="preserve"> Good and evil begin with choices. What shapes our lives is not simply how clever we are, but what we choose to do.</w:t>
-      </w:r>
+      <w:r/>
     </w:p>
     <w:p>
       <w:pPr>
@@ -103,7 +101,7 @@
           <w:i/>
           <w:sz w:val="18"/>
         </w:rPr>
-        <w:t>Source: Publicly available internet sources.</w:t>
+        <w:t>Stories are taken from open Internet sources; illustrations were created with AI.</w:t>
       </w:r>
     </w:p>
     <w:sectPr>
